--- a/outputs/docx/4_Example_CloudCore_Audit.docx
+++ b/outputs/docx/4_Example_CloudCore_Audit.docx
@@ -2,6 +2,22 @@
 <file path=word/document.xml><?xml version="1.0" encoding="utf-8"?>
 <w:document xmlns:w="http://schemas.openxmlformats.org/wordprocessingml/2006/main" xmlns:m="http://schemas.openxmlformats.org/officeDocument/2006/math" xmlns:r="http://schemas.openxmlformats.org/officeDocument/2006/relationships" xmlns:o="urn:schemas-microsoft-com:office:office" xmlns:v="urn:schemas-microsoft-com:vml" xmlns:w10="urn:schemas-microsoft-com:office:word" xmlns:a="http://schemas.openxmlformats.org/drawingml/2006/main" xmlns:pic="http://schemas.openxmlformats.org/drawingml/2006/picture" xmlns:wp="http://schemas.openxmlformats.org/drawingml/2006/wordprocessingDrawing">
   <w:body>
+    <w:p>
+      <w:pPr>
+        <w:pStyle w:val="Author"/>
+      </w:pPr>
+      <w:r>
+        <w:t xml:space="preserve">Michael Borck, AI Facilitator, School of Management and Marketing, Curtin University</w:t>
+      </w:r>
+    </w:p>
+    <w:p>
+      <w:pPr>
+        <w:pStyle w:val="Date"/>
+      </w:pPr>
+      <w:r>
+        <w:t xml:space="preserve">February 2026</w:t>
+      </w:r>
+    </w:p>
     <w:bookmarkStart w:id="21" w:name="X25697078c04b5edfa95fa4cbe3cad4736a5b7fe"/>
     <w:p>
       <w:pPr>
@@ -18,6 +34,24 @@
       </w:pPr>
       <w:r>
         <w:t xml:space="preserve">(CloudCore Information Security Audit)</w:t>
+      </w:r>
+    </w:p>
+    <w:p>
+      <w:pPr>
+        <w:pStyle w:val="BlockText"/>
+      </w:pPr>
+      <w:r>
+        <w:rPr>
+          <w:b/>
+          <w:bCs/>
+        </w:rPr>
+        <w:t xml:space="preserve">Copyright Notice:</w:t>
+      </w:r>
+      <w:r>
+        <w:t xml:space="preserve"> </w:t>
+      </w:r>
+      <w:r>
+        <w:t xml:space="preserve">This document and all materials in this suite are authored by Michael Borck (AI Facilitator, School of Management and Marketing, Curtin University). They are provided for use within Curtin University. External distribution, reproduction, or use outside Curtin University requires explicit written permission.</w:t>
       </w:r>
     </w:p>
     <w:p>
